--- a/src/OpenXmlHtml.Tests/WordAnchorTests.BookmarksAndLinksDocx.DotNet.verified.docx
+++ b/src/OpenXmlHtml.Tests/WordAnchorTests.BookmarksAndLinksDocx.DotNet.verified.docx
@@ -17,8 +17,8 @@
       <w:hyperlink w:anchor="chapter1">
         <w:r>
           <w:rPr>
+            <w:color w:val="0563C1"/>
             <w:u w:val="single"/>
-            <w:color w:val="0563C1"/>
           </w:rPr>
           <w:t xml:space="preserve">Chapter 1: Getting Started</w:t>
         </w:r>
@@ -28,8 +28,8 @@
       <w:hyperlink w:anchor="chapter2">
         <w:r>
           <w:rPr>
+            <w:color w:val="0563C1"/>
             <w:u w:val="single"/>
-            <w:color w:val="0563C1"/>
           </w:rPr>
           <w:t xml:space="preserve">Chapter 2: Advanced Topics</w:t>
         </w:r>

--- a/src/OpenXmlHtml.Tests/WordAnchorTests.BookmarksAndLinksDocx.DotNet.verified.docx
+++ b/src/OpenXmlHtml.Tests/WordAnchorTests.BookmarksAndLinksDocx.DotNet.verified.docx
@@ -37,12 +37,8 @@
     </w:p>
     <w:p>
       <w:pPr>
+        <w:pStyle w:val="Heading1"/>
         <w:pageBreakBefore/>
-      </w:pPr>
-    </w:p>
-    <w:p>
-      <w:pPr>
-        <w:pStyle w:val="Heading1"/>
       </w:pPr>
       <w:bookmarkStart w:name="chapter1" w:id="1"/>
       <w:r>
@@ -60,12 +56,8 @@
     </w:p>
     <w:p>
       <w:pPr>
+        <w:pStyle w:val="Heading1"/>
         <w:pageBreakBefore/>
-      </w:pPr>
-    </w:p>
-    <w:p>
-      <w:pPr>
-        <w:pStyle w:val="Heading1"/>
       </w:pPr>
       <w:bookmarkStart w:name="chapter2" w:id="2"/>
       <w:r>
